--- a/Placement related Videos.docx
+++ b/Placement related Videos.docx
@@ -76,6 +76,140 @@
         </w:r>
       </w:hyperlink>
     </w:p>
+    <w:p/>
+    <w:p/>
+    <w:p>
+      <w:r>
+        <w:t xml:space="preserve">SQL </w:t>
+      </w:r>
+    </w:p>
+    <w:p>
+      <w:hyperlink r:id="rId7" w:history="1">
+        <w:r>
+          <w:rPr>
+            <w:rStyle w:val="Hyperlink"/>
+          </w:rPr>
+          <w:t>https://drive.google.com/file/d/1zWqqbKf1-0GQ8VOBFV6QE7XR2Id46tqC/view?usp=drive_link</w:t>
+        </w:r>
+      </w:hyperlink>
+    </w:p>
+    <w:p>
+      <w:hyperlink r:id="rId8" w:history="1">
+        <w:r>
+          <w:rPr>
+            <w:rStyle w:val="Hyperlink"/>
+          </w:rPr>
+          <w:t>https://drive.google.com/file/d/1xvmGHkAX5WRInZ-JiEMug6oO2-KAgZZy/view?usp=drive_link</w:t>
+        </w:r>
+      </w:hyperlink>
+    </w:p>
+    <w:p>
+      <w:hyperlink r:id="rId9" w:history="1">
+        <w:r>
+          <w:rPr>
+            <w:rStyle w:val="Hyperlink"/>
+          </w:rPr>
+          <w:t>https://drive.google.com/file/d/1NvmDG1qVqWti_X1S4u7ZvPajP_kJwUUp/view?usp=drive_link</w:t>
+        </w:r>
+      </w:hyperlink>
+    </w:p>
+    <w:p>
+      <w:hyperlink r:id="rId10" w:history="1">
+        <w:r>
+          <w:rPr>
+            <w:rStyle w:val="Hyperlink"/>
+          </w:rPr>
+          <w:t>https://drive.google.com/file/d/1Fp68G-k1QM_ssJuZE90HgOJ5cW2yl3rB/view?usp=drive_link</w:t>
+        </w:r>
+      </w:hyperlink>
+    </w:p>
+    <w:p/>
+    <w:p>
+      <w:r>
+        <w:t>DSA</w:t>
+      </w:r>
+    </w:p>
+    <w:p>
+      <w:hyperlink r:id="rId11" w:history="1">
+        <w:r>
+          <w:rPr>
+            <w:rStyle w:val="Hyperlink"/>
+          </w:rPr>
+          <w:t>https://www.youtube.com/live/lHIhiJ8Vut8?si=rMHlJ80A2Y3qESCb</w:t>
+        </w:r>
+      </w:hyperlink>
+    </w:p>
+    <w:p>
+      <w:r>
+        <w:t>Most important : 2, 3,4,5, 8</w:t>
+      </w:r>
+      <w:r>
+        <w:rPr>
+          <w:vertAlign w:val="superscript"/>
+        </w:rPr>
+        <w:t>th</w:t>
+      </w:r>
+      <w:r>
+        <w:t xml:space="preserve"> lecture</w:t>
+      </w:r>
+    </w:p>
+    <w:p/>
+    <w:p>
+      <w:r>
+        <w:t>GenAI</w:t>
+      </w:r>
+    </w:p>
+    <w:p>
+      <w:hyperlink r:id="rId12" w:history="1">
+        <w:r>
+          <w:rPr>
+            <w:rStyle w:val="Hyperlink"/>
+          </w:rPr>
+          <w:t>https://drive.google.com/file/d/1IdGBJBV4poNRSftETfdvIIUcBzIUaabC/view?usp=drive_link</w:t>
+        </w:r>
+      </w:hyperlink>
+    </w:p>
+    <w:p>
+      <w:hyperlink r:id="rId13" w:history="1">
+        <w:r>
+          <w:rPr>
+            <w:rStyle w:val="Hyperlink"/>
+          </w:rPr>
+          <w:t>https://drive.google.com/file/d/1WxTwmi_svvI1P2FgU0oFBlFgcMuZGhYO/view?usp=drive_link</w:t>
+        </w:r>
+      </w:hyperlink>
+    </w:p>
+    <w:p>
+      <w:hyperlink r:id="rId14" w:history="1">
+        <w:r>
+          <w:rPr>
+            <w:rStyle w:val="Hyperlink"/>
+          </w:rPr>
+          <w:t>https://drive.google.com/file/d/1w-L88uzGEXGIfKkP0jIIaJ-qPyuIZjJZ/view?usp=drive_link</w:t>
+        </w:r>
+      </w:hyperlink>
+    </w:p>
+    <w:p>
+      <w:hyperlink r:id="rId15" w:history="1">
+        <w:r>
+          <w:rPr>
+            <w:rStyle w:val="Hyperlink"/>
+          </w:rPr>
+          <w:t>https://drive.google.com/file/d/1Chaq8FyacKLFVMr4KEySnpOiQQ982nLg/view?usp=drive_link</w:t>
+        </w:r>
+      </w:hyperlink>
+    </w:p>
+    <w:p>
+      <w:hyperlink r:id="rId16" w:history="1">
+        <w:r>
+          <w:rPr>
+            <w:rStyle w:val="Hyperlink"/>
+          </w:rPr>
+          <w:t>https://drive.google.com/file/d/1BPXiNLhlShNejgAddL3OfSPfIqXGHn0k/view?usp=drive_link</w:t>
+        </w:r>
+      </w:hyperlink>
+    </w:p>
+    <w:p/>
     <w:p/>
     <w:sectPr>
       <w:pgSz w:w="11906" w:h="16838"/>
